--- a/docs/Dokumentasi_AgriTwin_v1.3.docx
+++ b/docs/Dokumentasi_AgriTwin_v1.3.docx
@@ -1743,7 +1743,7 @@
                 <w:rFonts w:ascii="Calibri" w:hAnsi="Calibri"/>
                 <w:sz w:val="20"/>
               </w:rPr>
-              <w:t>9 REST endpoint + 1 WebSocket realtime</w:t>
+              <w:t>14 REST endpoint + 1 WebSocket realtime</w:t>
             </w:r>
           </w:p>
         </w:tc>
@@ -3506,7 +3506,11 @@
         <w:br/>
         <w:t>├── .env.example               # Template environment variables</w:t>
         <w:br/>
-        <w:t>├── agri_config.json           # Konfigurasi non-secret fallback</w:t>
+        <w:t>├── .gitignore                 # Kecualikan .env, *.db, *.pkl, node_modules</w:t>
+        <w:br/>
+        <w:t>├── .gitattributes             # Normalisasi line ending (LF) untuk cross-platform</w:t>
+        <w:br/>
+        <w:t>├── agri_config.json           # Konfigurasi non-secret fallback (git-ignored)</w:t>
         <w:br/>
         <w:t>├── requirements.txt           # Dependensi untuk tumbal.py</w:t>
         <w:br/>
@@ -8864,7 +8868,7 @@
                 <w:rFonts w:ascii="Calibri" w:hAnsi="Calibri"/>
                 <w:sz w:val="20"/>
               </w:rPr>
-              <w:t>IN PROGRESS 🔄</w:t>
+              <w:t>SELESAI ✓</w:t>
             </w:r>
           </w:p>
         </w:tc>

--- a/docs/Dokumentasi_AgriTwin_v1.3.docx
+++ b/docs/Dokumentasi_AgriTwin_v1.3.docx
@@ -4542,6 +4542,14 @@
           <w:sz w:val="22"/>
         </w:rPr>
         <w:t>Mapping alias bahasa Inggris → nama Indonesia (tomato → tomat, dst.)</w:t>
+      </w:r>
+    </w:p>
+    <w:p>
+      <w:pPr>
+        <w:pStyle w:val="ListBullet"/>
+      </w:pPr>
+      <w:r>
+        <w:t>Konversi harga World Bank (USD/ton -&gt; IDR/kg) sekarang pakai kurs USD/IDR live dari frankfurter.app (data resmi European Central Bank, gratis, tanpa API key), bukan kurs hardcode 1 USD = Rp16.000. Di-cache 6 jam sama seperti harga komoditas; kalau fetch gagal, pakai rate terakhir yang berhasil, baru fallback ke Rp16.000 kalau belum pernah berhasil sama sekali.</w:t>
       </w:r>
     </w:p>
     <w:p>

--- a/docs/Dokumentasi_AgriTwin_v1.3.docx
+++ b/docs/Dokumentasi_AgriTwin_v1.3.docx
@@ -296,6 +296,14 @@
           <w:sz w:val="22"/>
         </w:rPr>
         <w:t>Modul &amp; Fitur</w:t>
+      </w:r>
+    </w:p>
+    <w:p>
+      <w:pPr>
+        <w:pStyle w:val="ListBullet"/>
+      </w:pPr>
+      <w:r>
+        <w:t>Fix: _fetch_world_bank() dulu selalu return None karena API indicator World Bank (DPRICE.*) yang dipakai tidak pernah ada di katalog resmi mereka - Pink Sheet (harga komoditas global) tidak dipublikasikan lewat REST indicator API, cuma lewat file Excel bulanan resmi (CMO-Historical-Data-Monthly.xlsx). Sekarang price_feed.py download dan parse file itu langsung (cache 24 jam, workbook cuma diupdate ~1x/bulan). Padi/jagung/kedelai/gula sekarang dapat harga real; kentang tetap fallback BPS karena World Bank memang tidak melacak harga kentang sama sekali. Dependency baru: openpyxl.</w:t>
       </w:r>
     </w:p>
     <w:p>
